--- a/research/Completer_Results_Summary_2026-08-15.docx
+++ b/research/Completer_Results_Summary_2026-08-15.docx
@@ -192,7 +192,7 @@
         <w:spacing w:after="140"/>
       </w:pPr>
       <w:r>
-        <w:t xml:space="preserve">Three AI systems from three different vendors applied the same review to the same records and agreed 87.8 percent of the time on the most recent nightly run. Across 55 runs the mean is 84.5 percent and the range is 66.7 to 93.3. This is consistency of application, not correctness, and the two are kept apart on purpose.</w:t>
+        <w:t xml:space="preserve">Three AI systems from three different vendors judged the same records nightly. Across 41 runs on the fixed 15-record set the mean pairwise agreement is 87.2 percent (95 percent confidence interval 86.2 to 88.2, range 82.2 to 93.3). The series is reported rather than any single night, because the process runs every night and one run is stale the next morning. This is consistency of application, not correctness, and the two are kept apart on purpose.</w:t>
       </w:r>
     </w:p>
     <w:p>

--- a/research/Completer_Results_Summary_2026-08-15.docx
+++ b/research/Completer_Results_Summary_2026-08-15.docx
@@ -65,7 +65,7 @@
         <w:spacing w:after="140"/>
       </w:pPr>
       <w:r>
-        <w:t xml:space="preserve">Both studies closed on 15 August 2026 and every figure below was recomputed from the study database on that date. This is the whole result, including the part that did not work. You did the reading; you get the finding as it came out.</w:t>
+        <w:t xml:space="preserve">Both studies closed on 15 August 2026. Every figure below was recomputed from the study database on that date, including the comparison result that did not meet its pre-registered bar.</w:t>
       </w:r>
     </w:p>
     <w:p>
@@ -86,31 +86,31 @@
         <w:spacing w:after="60"/>
       </w:pPr>
       <w:r>
-        <w:t xml:space="preserve">58 independent experts have graded records across the three studies. Not one was paid.</w:t>
-      </w:r>
-    </w:p>
-    <w:p>
-      <w:pPr>
-        <w:numPr>
-          <w:ilvl w:val="0"/>
-          <w:numId w:val="1"/>
-        </w:numPr>
-        <w:spacing w:after="60"/>
-      </w:pPr>
-      <w:r>
-        <w:t xml:space="preserve">36 of them each completed a full 24-record set, across 16 countries and 5 continents.</w:t>
-      </w:r>
-    </w:p>
-    <w:p>
-      <w:pPr>
-        <w:numPr>
-          <w:ilvl w:val="0"/>
-          <w:numId w:val="1"/>
-        </w:numPr>
-        <w:spacing w:after="60"/>
-      </w:pPr>
-      <w:r>
-        <w:t xml:space="preserve">The detection panel reported below is 16 of those 36, working in 11 countries on 5 continents.</w:t>
+        <w:t xml:space="preserve">58 independent experts graded records across the three studies. None was paid.</w:t>
+      </w:r>
+    </w:p>
+    <w:p>
+      <w:pPr>
+        <w:numPr>
+          <w:ilvl w:val="0"/>
+          <w:numId w:val="1"/>
+        </w:numPr>
+        <w:spacing w:after="60"/>
+      </w:pPr>
+      <w:r>
+        <w:t xml:space="preserve">36 completed a full 24-record set, across 16 countries and 5 continents.</w:t>
+      </w:r>
+    </w:p>
+    <w:p>
+      <w:pPr>
+        <w:numPr>
+          <w:ilvl w:val="0"/>
+          <w:numId w:val="1"/>
+        </w:numPr>
+        <w:spacing w:after="60"/>
+      </w:pPr>
+      <w:r>
+        <w:t xml:space="preserve">The detection panel below is 16 of those 36, in 11 countries on 5 continents.</w:t>
       </w:r>
     </w:p>
     <w:p>
@@ -124,24 +124,36 @@
     </w:p>
     <w:p>
       <w:pPr>
-        <w:spacing w:after="140"/>
-      </w:pPr>
-      <w:r>
-        <w:rPr>
-          <w:b/>
-        </w:rPr>
-        <w:t xml:space="preserve">DETECTION, the headline result. The panel identified records correctly 83.9 percent of the time (95 percent confidence interval 72.7 to 95.1; 16 reviewers, 384 graded reads; sensitivity 87.0 percent on unsupported records, specificity 80.7 percent on grounded ones). That clears the threshold fixed in advance, which required at least 70 percent with the lower bound above chance. Independent experts, reading cold and blind to the key, can identify records whose reasoning cannot be reconstructed. That was the question the study existed to answer, and the answer is yes.</w:t>
-      </w:r>
-    </w:p>
-    <w:p>
-      <w:pPr>
-        <w:spacing w:after="140"/>
-      </w:pPr>
-      <w:r>
-        <w:rPr>
-          <w:b/>
-        </w:rPr>
-        <w:t xml:space="preserve">THE SPREAD, which matters more than the average. Individual accuracy ran from 37.5 percent to 100 percent. Six reviewers scored perfectly. Eleven of 16 caught every unsupported record. A review process where some reviewers are excellent and others are below chance is hard to run even when the mean looks fine, because the spread is invisible at the point of use.</w:t>
+        <w:pStyle w:val="Heading3"/>
+        <w:spacing w:after="140"/>
+      </w:pPr>
+      <w:r>
+        <w:t xml:space="preserve">Detection</w:t>
+      </w:r>
+    </w:p>
+    <w:p>
+      <w:pPr>
+        <w:spacing w:after="140"/>
+      </w:pPr>
+      <w:r>
+        <w:t xml:space="preserve">83.9 percent accuracy against the verified key (95 percent CI 72.7 to 95.1; 16 reviewers, 384 graded reads; sensitivity 87.0 percent, specificity 80.7 percent). The pre-registered threshold required at least 70 percent with the lower bound above chance. Both criteria met.</w:t>
+      </w:r>
+    </w:p>
+    <w:p>
+      <w:pPr>
+        <w:pStyle w:val="Heading3"/>
+        <w:spacing w:after="140"/>
+      </w:pPr>
+      <w:r>
+        <w:t xml:space="preserve">Spread</w:t>
+      </w:r>
+    </w:p>
+    <w:p>
+      <w:pPr>
+        <w:spacing w:after="140"/>
+      </w:pPr>
+      <w:r>
+        <w:t xml:space="preserve">Individual accuracy 37.5 to 100 percent, SD 21.0. Six reviewers scored 100 percent. Eleven of 16 identified every unsupported record. The mean conceals a wide range, which matters to anyone staffing a review process.</w:t>
       </w:r>
     </w:p>
     <w:p>
@@ -158,24 +170,24 @@
         <w:spacing w:after="140"/>
       </w:pPr>
       <w:r>
-        <w:t xml:space="preserve">On a shared 10-record set, expert raters reached Gwet's AC1 of 0.739 and trained reviewers 0.623, both above the 0.61 floor set in advance and both in the substantial range. The confidence intervals are wide and the plan's secondary lower-bound criterion is not met, so these are interim figures resting on 10 records against a target of about 26.</w:t>
-      </w:r>
-    </w:p>
-    <w:p>
-      <w:pPr>
-        <w:pStyle w:val="Heading3"/>
-        <w:spacing w:after="140"/>
-      </w:pPr>
-      <w:r>
-        <w:t xml:space="preserve">All Five Conditions Carry Information</w:t>
-      </w:r>
-    </w:p>
-    <w:p>
-      <w:pPr>
-        <w:spacing w:after="140"/>
-      </w:pPr>
-      <w:r>
-        <w:t xml:space="preserve">Each of the five separates a Ready record from a Gap record at p below 1.5e-07. None of them is decorative. Evidentiary sufficiency is both the most often unmet and the sharpest discriminator.</w:t>
+        <w:t xml:space="preserve">Gwet AC1 0.739 experts, 0.623 trained reviewers, on 10 records. Both clear the pre-registered floor of 0.61. Neither clears the secondary criterion that the lower confidence bound exceed 0.41. Interim, against a pooled target of about 26 records.</w:t>
+      </w:r>
+    </w:p>
+    <w:p>
+      <w:pPr>
+        <w:pStyle w:val="Heading3"/>
+        <w:spacing w:after="140"/>
+      </w:pPr>
+      <w:r>
+        <w:t xml:space="preserve">Conditions</w:t>
+      </w:r>
+    </w:p>
+    <w:p>
+      <w:pPr>
+        <w:spacing w:after="140"/>
+      </w:pPr>
+      <w:r>
+        <w:t xml:space="preserve">All five separate Ready from Gap at p below 1.5e-07. Evidentiary sufficiency is the most often unmet and the strongest discriminator.</w:t>
       </w:r>
     </w:p>
     <w:p>
@@ -192,26 +204,41 @@
         <w:spacing w:after="140"/>
       </w:pPr>
       <w:r>
-        <w:t xml:space="preserve">Three AI systems from three different vendors judged the same records nightly. Across 41 runs on the fixed 15-record set the mean pairwise agreement is 87.2 percent (95 percent confidence interval 86.2 to 88.2, range 82.2 to 93.3). The series is reported rather than any single night, because the process runs every night and one run is stale the next morning. This is consistency of application, not correctness, and the two are kept apart on purpose.</w:t>
-      </w:r>
-    </w:p>
-    <w:p>
-      <w:pPr>
-        <w:spacing w:after="140"/>
-      </w:pPr>
-      <w:r>
-        <w:rPr>
-          <w:b/>
-        </w:rPr>
-        <w:t xml:space="preserve">WHAT DID NOT WORK, stated plainly. The separate randomized comparison asked whether applying the five conditions beats unaided professional judgment. It did not meet its pre-registered bar. Reviewers using the conditions averaged 75.0 percent and reviewers using a general prompt averaged 67.6 percent, a difference of 7.4 points with a 95 percent confidence interval of minus 15.3 to plus 30.0 (p = 0.50). The bar required the interval to exclude zero. It does not. The direction is as predicted and the sample cannot resolve it: detecting an effect that size at 80 percent power needs roughly 205 people per arm and this study had 7 and 13. It was never powered to find it. That is a design limitation, not a finding against the method, and it is reported as a null rather than dressed up.</w:t>
-      </w:r>
-    </w:p>
-    <w:p>
-      <w:pPr>
-        <w:spacing w:after="140"/>
-      </w:pPr>
-      <w:r>
-        <w:t xml:space="preserve">SO THE HONEST SUMMARY IS: the problem is real and experts can see it. Whether this particular instrument beats expert intuition at spotting it is still open, and the next study can now be designed against a measured baseline instead of an assumed one.</w:t>
+        <w:t xml:space="preserve">87.2 percent mean pairwise agreement across 41 nightly runs on a fixed 15-record set (95 percent CI 86.2 to 88.2, range 82.2 to 93.3), three models from three vendors. Consistency of application, not correctness.</w:t>
+      </w:r>
+    </w:p>
+    <w:p>
+      <w:pPr>
+        <w:pStyle w:val="Heading3"/>
+        <w:spacing w:after="140"/>
+      </w:pPr>
+      <w:r>
+        <w:t xml:space="preserve">Comparison Study: Pre-Registered Bar Not Met</w:t>
+      </w:r>
+    </w:p>
+    <w:p>
+      <w:pPr>
+        <w:spacing w:after="140"/>
+      </w:pPr>
+      <w:r>
+        <w:t xml:space="preserve">Five conditions 75.0 percent, general prompt 67.6 percent. Difference 7.4 points, 95 percent CI minus 15.3 to plus 30.0, p = 0.50. The bar required the interval to exclude zero; it does not. Detecting an effect of this size at 80 percent power requires about 205 per arm; this study had 7 and 13. Underpowered by design, reported as a null.</w:t>
+      </w:r>
+    </w:p>
+    <w:p>
+      <w:pPr>
+        <w:pStyle w:val="Heading3"/>
+        <w:spacing w:after="140"/>
+      </w:pPr>
+      <w:r>
+        <w:t xml:space="preserve">Position</w:t>
+      </w:r>
+    </w:p>
+    <w:p>
+      <w:pPr>
+        <w:spacing w:after="140"/>
+      </w:pPr>
+      <w:r>
+        <w:t xml:space="preserve">Detection is established. Whether the instrument improves on unaided expert judgment is unresolved and now has a measured baseline.</w:t>
       </w:r>
     </w:p>
     <w:p>
@@ -232,31 +259,31 @@
         <w:spacing w:after="60"/>
       </w:pPr>
       <w:r>
-        <w:t xml:space="preserve">11 countries. 5 continents. 384 blind judgments. 83.9 percent accuracy against a pre-set key.</w:t>
-      </w:r>
-    </w:p>
-    <w:p>
-      <w:pPr>
-        <w:numPr>
-          <w:ilvl w:val="0"/>
-          <w:numId w:val="1"/>
-        </w:numPr>
-        <w:spacing w:after="60"/>
-      </w:pPr>
-      <w:r>
-        <w:t xml:space="preserve">The key was fixed before anyone scored, and independently reproduced 24 of 24 by raters blind to it. That is the whole point.</w:t>
-      </w:r>
-    </w:p>
-    <w:p>
-      <w:pPr>
-        <w:numPr>
-          <w:ilvl w:val="0"/>
-          <w:numId w:val="1"/>
-        </w:numPr>
-        <w:spacing w:after="60"/>
-      </w:pPr>
-      <w:r>
-        <w:t xml:space="preserve">A standard tested by one jurisdiction has been tested by nobody. This one was stress-tested across borders.</w:t>
+        <w:t xml:space="preserve">11 countries, 5 continents, 384 blind judgments, 83.9 percent against a pre-set key.</w:t>
+      </w:r>
+    </w:p>
+    <w:p>
+      <w:pPr>
+        <w:numPr>
+          <w:ilvl w:val="0"/>
+          <w:numId w:val="1"/>
+        </w:numPr>
+        <w:spacing w:after="60"/>
+      </w:pPr>
+      <w:r>
+        <w:t xml:space="preserve">The key was fixed before scoring and independently reproduced 24 of 24 by raters blind to it.</w:t>
+      </w:r>
+    </w:p>
+    <w:p>
+      <w:pPr>
+        <w:numPr>
+          <w:ilvl w:val="0"/>
+          <w:numId w:val="1"/>
+        </w:numPr>
+        <w:spacing w:after="60"/>
+      </w:pPr>
+      <w:r>
+        <w:t xml:space="preserve">Tested across jurisdictions rather than within one.</w:t>
       </w:r>
     </w:p>
     <w:p>
@@ -271,7 +298,7 @@
         <w:spacing w:after="140"/>
       </w:pPr>
       <w:r>
-        <w:t xml:space="preserve">Results are aggregate only. Your individual scores are not in this summary and are not shared with anyone. If you want your own, ask and they go to you privately and to nobody else. If you disagree with any reading of this data, say so: the analysis plan, the answer key and its verification packet are available to you on request.</w:t>
+        <w:t xml:space="preserve">Aggregate only. Individual scores are not included here and are not shared. Ask and yours goes to you privately. The analysis plan, the answer key and its verification packet are available on request.</w:t>
       </w:r>
     </w:p>
     <w:p>
